--- a/GroupID-PA1-WorkDivision.docx
+++ b/GroupID-PA1-WorkDivision.docx
@@ -11,9 +11,9 @@
         <w:rPr>
           <w:rFonts w:ascii="Calibri" w:hAnsi="Calibri"/>
           <w:b/>
-          <w:sz w:val="32"/>
+          <w:sz w:val="36"/>
         </w:rPr>
-        <w:t>PA1 Work Division</w:t>
+        <w:t>PHÂN CHIA CÔNG VIỆC PA1</w:t>
       </w:r>
     </w:p>
     <w:p>
@@ -26,7 +26,7 @@
           <w:rFonts w:ascii="Calibri" w:hAnsi="Calibri"/>
           <w:sz w:val="24"/>
         </w:rPr>
-        <w:t>ProductResearch Work Division for FIFA.com and Chess.com</w:t>
+        <w:t>Nghiên cứu HCI cho FIFA.com và Chess.com</w:t>
       </w:r>
     </w:p>
     <w:p>
@@ -34,13 +34,13 @@
         <w:pStyle w:val="Heading1"/>
       </w:pPr>
       <w:r>
-        <w:t>1. Project objective</w:t>
+        <w:t>1. Mục tiêu đồ án</w:t>
       </w:r>
     </w:p>
     <w:p>
       <w:pPr/>
       <w:r>
-        <w:t>The group will complete only the ProductResearch part of PA1 by researching FIFA.com and Chess.com from HCI and UX perspectives. The work includes product overview, target users, personas, use cases, screenshot evidence, HCI findings, benefits, drawbacks, source citation, cross-product comparison, and final QA for GroupID-PA1-ProductResearch.pdf.</w:t>
+        <w:t>Nhóm hoàn thiện gói PA1 cho cặp sản phẩm FIFA.com và Chess.com theo góc nhìn HCI. Các sản phẩm nộp gồm ProductResearch, PotentialSolutions, PeerReview, WeeklyReport và gói nén cuối cùng. Công việc nhấn mạnh bằng chứng ảnh chụp màn hình, chú thích hình, nguồn chính thức, phân tích HCI, giải pháp cải thiện và kiểm tra chất lượng trước khi nộp.</w:t>
       </w:r>
     </w:p>
     <w:p>
@@ -48,7 +48,7 @@
         <w:pStyle w:val="Heading1"/>
       </w:pPr>
       <w:r>
-        <w:t>2. Team members</w:t>
+        <w:t>2. Thành viên nhóm</w:t>
       </w:r>
     </w:p>
     <w:tbl>
@@ -98,7 +98,7 @@
                 <w:color w:val="0B2545"/>
                 <w:sz w:val="18"/>
               </w:rPr>
-              <w:t>No.</w:t>
+              <w:t>STT</w:t>
             </w:r>
           </w:p>
         </w:tc>
@@ -125,7 +125,7 @@
                 <w:color w:val="0B2545"/>
                 <w:sz w:val="18"/>
               </w:rPr>
-              <w:t>Member</w:t>
+              <w:t>Thành viên</w:t>
             </w:r>
           </w:p>
         </w:tc>
@@ -152,7 +152,7 @@
                 <w:color w:val="0B2545"/>
                 <w:sz w:val="18"/>
               </w:rPr>
-              <w:t>Student ID</w:t>
+              <w:t>MSSV</w:t>
             </w:r>
           </w:p>
         </w:tc>
@@ -179,7 +179,7 @@
                 <w:color w:val="0B2545"/>
                 <w:sz w:val="18"/>
               </w:rPr>
-              <w:t>Main role</w:t>
+              <w:t>Vai trò chính</w:t>
             </w:r>
           </w:p>
         </w:tc>
@@ -206,7 +206,7 @@
                 <w:color w:val="0B2545"/>
                 <w:sz w:val="18"/>
               </w:rPr>
-              <w:t>Supporting role</w:t>
+              <w:t>Vai trò hỗ trợ</w:t>
             </w:r>
           </w:p>
         </w:tc>
@@ -312,7 +312,7 @@
                 <w:color w:val="000000"/>
                 <w:sz w:val="17"/>
               </w:rPr>
-              <w:t>FIFA.com ProductResearch Co-Lead</w:t>
+              <w:t>Điều phối dự án, tích hợp, PeerReview, WeeklyReport, đóng gói cuối</w:t>
             </w:r>
           </w:p>
         </w:tc>
@@ -338,7 +338,7 @@
                 <w:color w:val="000000"/>
                 <w:sz w:val="17"/>
               </w:rPr>
-              <w:t>Writing, source check, peer review within ProductResearch, and final QA</w:t>
+              <w:t>Kiểm tra nguồn, rà soát PDF, kiểm tra zip</w:t>
             </w:r>
           </w:p>
         </w:tc>
@@ -444,7 +444,7 @@
                 <w:color w:val="000000"/>
                 <w:sz w:val="17"/>
               </w:rPr>
-              <w:t>FIFA.com ProductResearch Co-Lead</w:t>
+              <w:t>Trưởng nghiên cứu FIFA.com, phụ trách bằng chứng ảnh FIFA.com</w:t>
             </w:r>
           </w:p>
         </w:tc>
@@ -470,7 +470,7 @@
                 <w:color w:val="000000"/>
                 <w:sz w:val="17"/>
               </w:rPr>
-              <w:t>Writing, source check, peer review within ProductResearch, and final QA</w:t>
+              <w:t>Đồng dẫn ProductResearch và rà soát phát hiện HCI</w:t>
             </w:r>
           </w:p>
         </w:tc>
@@ -576,7 +576,7 @@
                 <w:color w:val="000000"/>
                 <w:sz w:val="17"/>
               </w:rPr>
-              <w:t>Chess.com ProductResearch Co-Lead</w:t>
+              <w:t>Trưởng nghiên cứu Chess.com, phụ trách bằng chứng ảnh Chess.com</w:t>
             </w:r>
           </w:p>
         </w:tc>
@@ -602,7 +602,7 @@
                 <w:color w:val="000000"/>
                 <w:sz w:val="17"/>
               </w:rPr>
-              <w:t>Writing, source check, peer review within ProductResearch, and final QA</w:t>
+              <w:t>Đồng dẫn ProductResearch và rà soát phát hiện HCI</w:t>
             </w:r>
           </w:p>
         </w:tc>
@@ -708,7 +708,7 @@
                 <w:color w:val="000000"/>
                 <w:sz w:val="17"/>
               </w:rPr>
-              <w:t>Chess.com ProductResearch Co-Lead</w:t>
+              <w:t>Trưởng phân tích HCI, PotentialSolutions, kiểm tra hình ảnh</w:t>
             </w:r>
           </w:p>
         </w:tc>
@@ -734,7 +734,7 @@
                 <w:color w:val="000000"/>
                 <w:sz w:val="17"/>
               </w:rPr>
-              <w:t>Writing, source check, peer review within ProductResearch, and final QA</w:t>
+              <w:t>Rà soát chú thích, ma trận drawback-solution và nhất quán báo cáo</w:t>
             </w:r>
           </w:p>
         </w:tc>
@@ -746,7 +746,7 @@
         <w:pStyle w:val="Heading1"/>
       </w:pPr>
       <w:r>
-        <w:t>3. General responsibility division</w:t>
+        <w:t>3. Phân chia trách nhiệm tổng quan</w:t>
       </w:r>
     </w:p>
     <w:tbl>
@@ -795,7 +795,7 @@
                 <w:color w:val="0B2545"/>
                 <w:sz w:val="18"/>
               </w:rPr>
-              <w:t>Member</w:t>
+              <w:t>Thành viên</w:t>
             </w:r>
           </w:p>
         </w:tc>
@@ -822,7 +822,7 @@
                 <w:color w:val="0B2545"/>
                 <w:sz w:val="18"/>
               </w:rPr>
-              <w:t>Main responsibilities</w:t>
+              <w:t>Trách nhiệm chính</w:t>
             </w:r>
           </w:p>
         </w:tc>
@@ -849,7 +849,7 @@
                 <w:color w:val="0B2545"/>
                 <w:sz w:val="18"/>
               </w:rPr>
-              <w:t>Supporting responsibilities</w:t>
+              <w:t>Trách nhiệm hỗ trợ</w:t>
             </w:r>
           </w:p>
         </w:tc>
@@ -876,7 +876,7 @@
                 <w:color w:val="0B2545"/>
                 <w:sz w:val="18"/>
               </w:rPr>
-              <w:t>Expected outputs</w:t>
+              <w:t>Đầu ra dự kiến</w:t>
             </w:r>
           </w:p>
         </w:tc>
@@ -930,7 +930,7 @@
                 <w:color w:val="000000"/>
                 <w:sz w:val="17"/>
               </w:rPr>
-              <w:t>Research FIFA.com together with Nguyen Vu Bach; collect sources and screenshot evidence; write FIFA.com product overview, users, personas, use cases, benefits, drawbacks, and HCI findings.</w:t>
+              <w:t>Khóa phạm vi, điều phối tiến độ, tích hợp nội dung, viết PeerReview và WeeklyReport, xuất PDF và đóng gói zip.</w:t>
             </w:r>
           </w:p>
         </w:tc>
@@ -956,7 +956,7 @@
                 <w:color w:val="000000"/>
                 <w:sz w:val="17"/>
               </w:rPr>
-              <w:t>Review Chess.com ProductResearch sections; check citations, screenshot captions, and comparison consistency.</w:t>
+              <w:t>Hỗ trợ rà soát nguồn, tên file, checklist nộp bài và kiểm tra văn bản trích xuất từ PDF.</w:t>
             </w:r>
           </w:p>
         </w:tc>
@@ -982,7 +982,7 @@
                 <w:color w:val="000000"/>
                 <w:sz w:val="17"/>
               </w:rPr>
-              <w:t>FIFA.com research content; FIFA.com screenshot notes; ProductResearch writing; review comments; ProductResearch QA checklist item.</w:t>
+              <w:t>PeerReview, WeeklyReport, checklist cuối, PDF và GroupID-PA1.zip.</w:t>
             </w:r>
           </w:p>
         </w:tc>
@@ -1036,7 +1036,7 @@
                 <w:color w:val="000000"/>
                 <w:sz w:val="17"/>
               </w:rPr>
-              <w:t>Research FIFA.com together with Le Minh; collect sources and screenshot evidence; write FIFA.com product overview, users, personas, use cases, benefits, drawbacks, and HCI findings.</w:t>
+              <w:t>Nghiên cứu FIFA.com, thu thập nguồn chính thức, chụp và chú thích ảnh, viết persona, use case, lợi ích, hạn chế và phát hiện HCI cho FIFA.com.</w:t>
             </w:r>
           </w:p>
         </w:tc>
@@ -1062,7 +1062,7 @@
                 <w:color w:val="000000"/>
                 <w:sz w:val="17"/>
               </w:rPr>
-              <w:t>Review Chess.com ProductResearch sections; check citations, screenshot captions, and comparison consistency.</w:t>
+              <w:t>Hỗ trợ đối chiếu ProductResearch với hình ảnh, caption và nguồn FIFA.</w:t>
             </w:r>
           </w:p>
         </w:tc>
@@ -1088,7 +1088,7 @@
                 <w:color w:val="000000"/>
                 <w:sz w:val="17"/>
               </w:rPr>
-              <w:t>FIFA.com research content; FIFA.com screenshot notes; ProductResearch writing; review comments; ProductResearch QA checklist item.</w:t>
+              <w:t>Phần FIFA.com trong ProductResearch và bằng chứng ảnh FIFA.com.</w:t>
             </w:r>
           </w:p>
         </w:tc>
@@ -1142,7 +1142,7 @@
                 <w:color w:val="000000"/>
                 <w:sz w:val="17"/>
               </w:rPr>
-              <w:t>Research Chess.com together with Trang Minh Nhut; collect sources and screenshot evidence; write Chess.com product overview, users, personas, use cases, benefits, drawbacks, and HCI findings.</w:t>
+              <w:t>Nghiên cứu Chess.com, thu thập nguồn chính thức, chụp và chú thích ảnh, viết persona, use case, lợi ích, hạn chế và phát hiện HCI cho Chess.com.</w:t>
             </w:r>
           </w:p>
         </w:tc>
@@ -1168,7 +1168,7 @@
                 <w:color w:val="000000"/>
                 <w:sz w:val="17"/>
               </w:rPr>
-              <w:t>Review FIFA.com ProductResearch sections; check citations, screenshot captions, and comparison consistency.</w:t>
+              <w:t>Hỗ trợ kiểm tra phạm vi Chess.com để báo cáo không quá rộng.</w:t>
             </w:r>
           </w:p>
         </w:tc>
@@ -1194,7 +1194,7 @@
                 <w:color w:val="000000"/>
                 <w:sz w:val="17"/>
               </w:rPr>
-              <w:t>Chess.com research content; Chess.com screenshot notes; ProductResearch writing; review comments; ProductResearch QA checklist item.</w:t>
+              <w:t>Phần Chess.com trong ProductResearch và bằng chứng ảnh Chess.com.</w:t>
             </w:r>
           </w:p>
         </w:tc>
@@ -1248,7 +1248,7 @@
                 <w:color w:val="000000"/>
                 <w:sz w:val="17"/>
               </w:rPr>
-              <w:t>Research Chess.com together with Pham Nguyen Gia Bao; collect sources and screenshot evidence; write Chess.com product overview, users, personas, use cases, benefits, drawbacks, and HCI findings.</w:t>
+              <w:t>Ánh xạ khái niệm HCI, dẫn PotentialSolutions, kiểm tra caption, hình minh họa và tính nhất quán giữa drawback và solution.</w:t>
             </w:r>
           </w:p>
         </w:tc>
@@ -1274,7 +1274,7 @@
                 <w:color w:val="000000"/>
                 <w:sz w:val="17"/>
               </w:rPr>
-              <w:t>Review FIFA.com ProductResearch sections; check citations, screenshot captions, and comparison consistency.</w:t>
+              <w:t>Hỗ trợ kiểm tra trực quan cho ProductResearch, PotentialSolutions và PeerReview.</w:t>
             </w:r>
           </w:p>
         </w:tc>
@@ -1300,7 +1300,7 @@
                 <w:color w:val="000000"/>
                 <w:sz w:val="17"/>
               </w:rPr>
-              <w:t>Chess.com research content; Chess.com screenshot notes; ProductResearch writing; review comments; ProductResearch QA checklist item.</w:t>
+              <w:t>PotentialSolutions, ma trận RACI/QA trực quan và rà soát hình ảnh cuối.</w:t>
             </w:r>
           </w:p>
         </w:tc>
@@ -1317,7 +1317,7 @@
         <w:pStyle w:val="Heading1"/>
       </w:pPr>
       <w:r>
-        <w:t>4. ProductResearch ownership</w:t>
+        <w:t>4. Phân công theo sản phẩm nộp</w:t>
       </w:r>
     </w:p>
     <w:tbl>
@@ -1337,40 +1337,12 @@
         <w:tblInd w:w="120" w:type="dxa"/>
       </w:tblPr>
       <w:tblGrid>
-        <w:gridCol w:w="1650"/>
         <w:gridCol w:w="2200"/>
-        <w:gridCol w:w="2050"/>
-        <w:gridCol w:w="1900"/>
-        <w:gridCol w:w="1560"/>
+        <w:gridCol w:w="2300"/>
+        <w:gridCol w:w="2100"/>
+        <w:gridCol w:w="2760"/>
       </w:tblGrid>
       <w:tr>
-        <w:tc>
-          <w:tcPr>
-            <w:tcW w:type="dxa" w:w="1650"/>
-            <w:shd w:fill="F2F4F7"/>
-            <w:tcMar>
-              <w:top w:w="80" w:type="dxa"/>
-              <w:start w:w="120" w:type="dxa"/>
-              <w:bottom w:w="80" w:type="dxa"/>
-              <w:end w:w="120" w:type="dxa"/>
-            </w:tcMar>
-            <w:vAlign w:val="center"/>
-          </w:tcPr>
-          <w:p>
-            <w:pPr>
-              <w:spacing w:after="0" w:line="252" w:lineRule="auto"/>
-            </w:pPr>
-            <w:r>
-              <w:rPr>
-                <w:rFonts w:ascii="Calibri" w:hAnsi="Calibri"/>
-                <w:b/>
-                <w:color w:val="0B2545"/>
-                <w:sz w:val="18"/>
-              </w:rPr>
-              <w:t>ProductResearch part</w:t>
-            </w:r>
-          </w:p>
-        </w:tc>
         <w:tc>
           <w:tcPr>
             <w:tcW w:type="dxa" w:w="2200"/>
@@ -1394,13 +1366,13 @@
                 <w:color w:val="0B2545"/>
                 <w:sz w:val="18"/>
               </w:rPr>
-              <w:t>Assigned product</w:t>
+              <w:t>Sản phẩm</w:t>
             </w:r>
           </w:p>
         </w:tc>
         <w:tc>
           <w:tcPr>
-            <w:tcW w:type="dxa" w:w="2050"/>
+            <w:tcW w:type="dxa" w:w="2300"/>
             <w:shd w:fill="F2F4F7"/>
             <w:tcMar>
               <w:top w:w="80" w:type="dxa"/>
@@ -1421,13 +1393,13 @@
                 <w:color w:val="0B2545"/>
                 <w:sz w:val="18"/>
               </w:rPr>
-              <w:t>Main members</w:t>
+              <w:t>Người phụ trách chính</w:t>
             </w:r>
           </w:p>
         </w:tc>
         <w:tc>
           <w:tcPr>
-            <w:tcW w:type="dxa" w:w="1900"/>
+            <w:tcW w:type="dxa" w:w="2100"/>
             <w:shd w:fill="F2F4F7"/>
             <w:tcMar>
               <w:top w:w="80" w:type="dxa"/>
@@ -1448,13 +1420,13 @@
                 <w:color w:val="0B2545"/>
                 <w:sz w:val="18"/>
               </w:rPr>
-              <w:t>Cross-review members</w:t>
+              <w:t>Người phối hợp</w:t>
             </w:r>
           </w:p>
         </w:tc>
         <w:tc>
           <w:tcPr>
-            <w:tcW w:type="dxa" w:w="1560"/>
+            <w:tcW w:type="dxa" w:w="2760"/>
             <w:shd w:fill="F2F4F7"/>
             <w:tcMar>
               <w:top w:w="80" w:type="dxa"/>
@@ -1475,38 +1447,12 @@
                 <w:color w:val="0B2545"/>
                 <w:sz w:val="18"/>
               </w:rPr>
-              <w:t>Required contribution</w:t>
+              <w:t>Nội dung công việc</w:t>
             </w:r>
           </w:p>
         </w:tc>
       </w:tr>
       <w:tr>
-        <w:tc>
-          <w:tcPr>
-            <w:tcW w:type="dxa" w:w="1650"/>
-            <w:tcMar>
-              <w:top w:w="80" w:type="dxa"/>
-              <w:start w:w="120" w:type="dxa"/>
-              <w:bottom w:w="80" w:type="dxa"/>
-              <w:end w:w="120" w:type="dxa"/>
-            </w:tcMar>
-            <w:vAlign w:val="center"/>
-          </w:tcPr>
-          <w:p>
-            <w:pPr>
-              <w:spacing w:after="0" w:line="252" w:lineRule="auto"/>
-            </w:pPr>
-            <w:r>
-              <w:rPr>
-                <w:rFonts w:ascii="Calibri" w:hAnsi="Calibri"/>
-                <w:b w:val="0"/>
-                <w:color w:val="000000"/>
-                <w:sz w:val="17"/>
-              </w:rPr>
-              <w:t>Product overview and source log</w:t>
-            </w:r>
-          </w:p>
-        </w:tc>
         <w:tc>
           <w:tcPr>
             <w:tcW w:type="dxa" w:w="2200"/>
@@ -1529,13 +1475,13 @@
                 <w:color w:val="000000"/>
                 <w:sz w:val="17"/>
               </w:rPr>
-              <w:t>FIFA.com</w:t>
+              <w:t>GroupID-PA1-ProductResearch.pdf</w:t>
             </w:r>
           </w:p>
         </w:tc>
         <w:tc>
           <w:tcPr>
-            <w:tcW w:type="dxa" w:w="2050"/>
+            <w:tcW w:type="dxa" w:w="2300"/>
             <w:tcMar>
               <w:top w:w="80" w:type="dxa"/>
               <w:start w:w="120" w:type="dxa"/>
@@ -1555,13 +1501,13 @@
                 <w:color w:val="000000"/>
                 <w:sz w:val="17"/>
               </w:rPr>
-              <w:t>Le Minh, Nguyen Vu Bach</w:t>
+              <w:t>Nguyen Vu Bach, Pham Nguyen Gia Bao</w:t>
             </w:r>
           </w:p>
         </w:tc>
         <w:tc>
           <w:tcPr>
-            <w:tcW w:type="dxa" w:w="1900"/>
+            <w:tcW w:type="dxa" w:w="2100"/>
             <w:tcMar>
               <w:top w:w="80" w:type="dxa"/>
               <w:start w:w="120" w:type="dxa"/>
@@ -1581,13 +1527,13 @@
                 <w:color w:val="000000"/>
                 <w:sz w:val="17"/>
               </w:rPr>
-              <w:t>Pham Nguyen Gia Bao, Trang Minh Nhut</w:t>
+              <w:t>Le Minh, Trang Minh Nhut</w:t>
             </w:r>
           </w:p>
         </w:tc>
         <w:tc>
           <w:tcPr>
-            <w:tcW w:type="dxa" w:w="1560"/>
+            <w:tcW w:type="dxa" w:w="2760"/>
             <w:tcMar>
               <w:top w:w="80" w:type="dxa"/>
               <w:start w:w="120" w:type="dxa"/>
@@ -1607,38 +1553,12 @@
                 <w:color w:val="000000"/>
                 <w:sz w:val="17"/>
               </w:rPr>
-              <w:t>Official sources, product purpose, target users, main HCI touchpoints</w:t>
+              <w:t>Nghiên cứu FIFA.com và Chess.com, persona, use case, HCI findings, hình ảnh, nguồn tham khảo.</w:t>
             </w:r>
           </w:p>
         </w:tc>
       </w:tr>
       <w:tr>
-        <w:tc>
-          <w:tcPr>
-            <w:tcW w:type="dxa" w:w="1650"/>
-            <w:tcMar>
-              <w:top w:w="80" w:type="dxa"/>
-              <w:start w:w="120" w:type="dxa"/>
-              <w:bottom w:w="80" w:type="dxa"/>
-              <w:end w:w="120" w:type="dxa"/>
-            </w:tcMar>
-            <w:vAlign w:val="center"/>
-          </w:tcPr>
-          <w:p>
-            <w:pPr>
-              <w:spacing w:after="0" w:line="252" w:lineRule="auto"/>
-            </w:pPr>
-            <w:r>
-              <w:rPr>
-                <w:rFonts w:ascii="Calibri" w:hAnsi="Calibri"/>
-                <w:b w:val="0"/>
-                <w:color w:val="000000"/>
-                <w:sz w:val="17"/>
-              </w:rPr>
-              <w:t>Product overview and source log</w:t>
-            </w:r>
-          </w:p>
-        </w:tc>
         <w:tc>
           <w:tcPr>
             <w:tcW w:type="dxa" w:w="2200"/>
@@ -1661,13 +1581,13 @@
                 <w:color w:val="000000"/>
                 <w:sz w:val="17"/>
               </w:rPr>
-              <w:t>Chess.com</w:t>
+              <w:t>GroupID-PA1-PotentialSolutions.pdf</w:t>
             </w:r>
           </w:p>
         </w:tc>
         <w:tc>
           <w:tcPr>
-            <w:tcW w:type="dxa" w:w="2050"/>
+            <w:tcW w:type="dxa" w:w="2300"/>
             <w:tcMar>
               <w:top w:w="80" w:type="dxa"/>
               <w:start w:w="120" w:type="dxa"/>
@@ -1687,13 +1607,13 @@
                 <w:color w:val="000000"/>
                 <w:sz w:val="17"/>
               </w:rPr>
-              <w:t>Pham Nguyen Gia Bao, Trang Minh Nhut</w:t>
+              <w:t>Trang Minh Nhut</w:t>
             </w:r>
           </w:p>
         </w:tc>
         <w:tc>
           <w:tcPr>
-            <w:tcW w:type="dxa" w:w="1900"/>
+            <w:tcW w:type="dxa" w:w="2100"/>
             <w:tcMar>
               <w:top w:w="80" w:type="dxa"/>
               <w:start w:w="120" w:type="dxa"/>
@@ -1713,13 +1633,13 @@
                 <w:color w:val="000000"/>
                 <w:sz w:val="17"/>
               </w:rPr>
-              <w:t>Le Minh, Nguyen Vu Bach</w:t>
+              <w:t>Nguyen Vu Bach, Pham Nguyen Gia Bao</w:t>
             </w:r>
           </w:p>
         </w:tc>
         <w:tc>
           <w:tcPr>
-            <w:tcW w:type="dxa" w:w="1560"/>
+            <w:tcW w:type="dxa" w:w="2760"/>
             <w:tcMar>
               <w:top w:w="80" w:type="dxa"/>
               <w:start w:w="120" w:type="dxa"/>
@@ -1739,38 +1659,12 @@
                 <w:color w:val="000000"/>
                 <w:sz w:val="17"/>
               </w:rPr>
-              <w:t>Official sources, product purpose, target users, main HCI touchpoints</w:t>
+              <w:t>Chuyển drawback thành giải pháp, ưu tiên impact-effort, mô tả UI và kiểm tra mapping.</w:t>
             </w:r>
           </w:p>
         </w:tc>
       </w:tr>
       <w:tr>
-        <w:tc>
-          <w:tcPr>
-            <w:tcW w:type="dxa" w:w="1650"/>
-            <w:tcMar>
-              <w:top w:w="80" w:type="dxa"/>
-              <w:start w:w="120" w:type="dxa"/>
-              <w:bottom w:w="80" w:type="dxa"/>
-              <w:end w:w="120" w:type="dxa"/>
-            </w:tcMar>
-            <w:vAlign w:val="center"/>
-          </w:tcPr>
-          <w:p>
-            <w:pPr>
-              <w:spacing w:after="0" w:line="252" w:lineRule="auto"/>
-            </w:pPr>
-            <w:r>
-              <w:rPr>
-                <w:rFonts w:ascii="Calibri" w:hAnsi="Calibri"/>
-                <w:b w:val="0"/>
-                <w:color w:val="000000"/>
-                <w:sz w:val="17"/>
-              </w:rPr>
-              <w:t>Personas and use cases</w:t>
-            </w:r>
-          </w:p>
-        </w:tc>
         <w:tc>
           <w:tcPr>
             <w:tcW w:type="dxa" w:w="2200"/>
@@ -1793,13 +1687,13 @@
                 <w:color w:val="000000"/>
                 <w:sz w:val="17"/>
               </w:rPr>
-              <w:t>FIFA.com</w:t>
+              <w:t>GroupID-PA1-PeerReview.pdf</w:t>
             </w:r>
           </w:p>
         </w:tc>
         <w:tc>
           <w:tcPr>
-            <w:tcW w:type="dxa" w:w="2050"/>
+            <w:tcW w:type="dxa" w:w="2300"/>
             <w:tcMar>
               <w:top w:w="80" w:type="dxa"/>
               <w:start w:w="120" w:type="dxa"/>
@@ -1819,13 +1713,13 @@
                 <w:color w:val="000000"/>
                 <w:sz w:val="17"/>
               </w:rPr>
-              <w:t>Le Minh, Nguyen Vu Bach</w:t>
+              <w:t>Le Minh</w:t>
             </w:r>
           </w:p>
         </w:tc>
         <w:tc>
           <w:tcPr>
-            <w:tcW w:type="dxa" w:w="1900"/>
+            <w:tcW w:type="dxa" w:w="2100"/>
             <w:tcMar>
               <w:top w:w="80" w:type="dxa"/>
               <w:start w:w="120" w:type="dxa"/>
@@ -1845,13 +1739,13 @@
                 <w:color w:val="000000"/>
                 <w:sz w:val="17"/>
               </w:rPr>
-              <w:t>Pham Nguyen Gia Bao, Trang Minh Nhut</w:t>
+              <w:t>Cả nhóm</w:t>
             </w:r>
           </w:p>
         </w:tc>
         <w:tc>
           <w:tcPr>
-            <w:tcW w:type="dxa" w:w="1560"/>
+            <w:tcW w:type="dxa" w:w="2760"/>
             <w:tcMar>
               <w:top w:w="80" w:type="dxa"/>
               <w:start w:w="120" w:type="dxa"/>
@@ -1871,38 +1765,12 @@
                 <w:color w:val="000000"/>
                 <w:sz w:val="17"/>
               </w:rPr>
-              <w:t>FIFA.com personas, realistic user goals, task flows, context, preconditions, feedback</w:t>
+              <w:t>Kịch bản 7 phút, slide outline, câu hỏi dự kiến, phản hồi mock/internal rehearsal và owner thật.</w:t>
             </w:r>
           </w:p>
         </w:tc>
       </w:tr>
       <w:tr>
-        <w:tc>
-          <w:tcPr>
-            <w:tcW w:type="dxa" w:w="1650"/>
-            <w:tcMar>
-              <w:top w:w="80" w:type="dxa"/>
-              <w:start w:w="120" w:type="dxa"/>
-              <w:bottom w:w="80" w:type="dxa"/>
-              <w:end w:w="120" w:type="dxa"/>
-            </w:tcMar>
-            <w:vAlign w:val="center"/>
-          </w:tcPr>
-          <w:p>
-            <w:pPr>
-              <w:spacing w:after="0" w:line="252" w:lineRule="auto"/>
-            </w:pPr>
-            <w:r>
-              <w:rPr>
-                <w:rFonts w:ascii="Calibri" w:hAnsi="Calibri"/>
-                <w:b w:val="0"/>
-                <w:color w:val="000000"/>
-                <w:sz w:val="17"/>
-              </w:rPr>
-              <w:t>Personas and use cases</w:t>
-            </w:r>
-          </w:p>
-        </w:tc>
         <w:tc>
           <w:tcPr>
             <w:tcW w:type="dxa" w:w="2200"/>
@@ -1925,13 +1793,13 @@
                 <w:color w:val="000000"/>
                 <w:sz w:val="17"/>
               </w:rPr>
-              <w:t>Chess.com</w:t>
+              <w:t>GroupID-PA1-WeeklyReport.pdf</w:t>
             </w:r>
           </w:p>
         </w:tc>
         <w:tc>
           <w:tcPr>
-            <w:tcW w:type="dxa" w:w="2050"/>
+            <w:tcW w:type="dxa" w:w="2300"/>
             <w:tcMar>
               <w:top w:w="80" w:type="dxa"/>
               <w:start w:w="120" w:type="dxa"/>
@@ -1951,13 +1819,13 @@
                 <w:color w:val="000000"/>
                 <w:sz w:val="17"/>
               </w:rPr>
-              <w:t>Pham Nguyen Gia Bao, Trang Minh Nhut</w:t>
+              <w:t>Le Minh</w:t>
             </w:r>
           </w:p>
         </w:tc>
         <w:tc>
           <w:tcPr>
-            <w:tcW w:type="dxa" w:w="1900"/>
+            <w:tcW w:type="dxa" w:w="2100"/>
             <w:tcMar>
               <w:top w:w="80" w:type="dxa"/>
               <w:start w:w="120" w:type="dxa"/>
@@ -1977,13 +1845,13 @@
                 <w:color w:val="000000"/>
                 <w:sz w:val="17"/>
               </w:rPr>
-              <w:t>Le Minh, Nguyen Vu Bach</w:t>
+              <w:t>Cả nhóm</w:t>
             </w:r>
           </w:p>
         </w:tc>
         <w:tc>
           <w:tcPr>
-            <w:tcW w:type="dxa" w:w="1560"/>
+            <w:tcW w:type="dxa" w:w="2760"/>
             <w:tcMar>
               <w:top w:w="80" w:type="dxa"/>
               <w:start w:w="120" w:type="dxa"/>
@@ -2003,38 +1871,12 @@
                 <w:color w:val="000000"/>
                 <w:sz w:val="17"/>
               </w:rPr>
-              <w:t>Chess.com personas, realistic user goals, task flows, context, preconditions, feedback</w:t>
+              <w:t>Lịch họp, scrum theo từng thành viên, sprint review, workload matrix và checklist cuối.</w:t>
             </w:r>
           </w:p>
         </w:tc>
       </w:tr>
       <w:tr>
-        <w:tc>
-          <w:tcPr>
-            <w:tcW w:type="dxa" w:w="1650"/>
-            <w:tcMar>
-              <w:top w:w="80" w:type="dxa"/>
-              <w:start w:w="120" w:type="dxa"/>
-              <w:bottom w:w="80" w:type="dxa"/>
-              <w:end w:w="120" w:type="dxa"/>
-            </w:tcMar>
-            <w:vAlign w:val="center"/>
-          </w:tcPr>
-          <w:p>
-            <w:pPr>
-              <w:spacing w:after="0" w:line="252" w:lineRule="auto"/>
-            </w:pPr>
-            <w:r>
-              <w:rPr>
-                <w:rFonts w:ascii="Calibri" w:hAnsi="Calibri"/>
-                <w:b w:val="0"/>
-                <w:color w:val="000000"/>
-                <w:sz w:val="17"/>
-              </w:rPr>
-              <w:t>HCI findings, benefits, drawbacks</w:t>
-            </w:r>
-          </w:p>
-        </w:tc>
         <w:tc>
           <w:tcPr>
             <w:tcW w:type="dxa" w:w="2200"/>
@@ -2057,13 +1899,13 @@
                 <w:color w:val="000000"/>
                 <w:sz w:val="17"/>
               </w:rPr>
-              <w:t>Both products</w:t>
+              <w:t>GroupID-PA1.zip</w:t>
             </w:r>
           </w:p>
         </w:tc>
         <w:tc>
           <w:tcPr>
-            <w:tcW w:type="dxa" w:w="2050"/>
+            <w:tcW w:type="dxa" w:w="2300"/>
             <w:tcMar>
               <w:top w:w="80" w:type="dxa"/>
               <w:start w:w="120" w:type="dxa"/>
@@ -2083,13 +1925,13 @@
                 <w:color w:val="000000"/>
                 <w:sz w:val="17"/>
               </w:rPr>
-              <w:t>All members by assigned product</w:t>
+              <w:t>Le Minh</w:t>
             </w:r>
           </w:p>
         </w:tc>
         <w:tc>
           <w:tcPr>
-            <w:tcW w:type="dxa" w:w="1900"/>
+            <w:tcW w:type="dxa" w:w="2100"/>
             <w:tcMar>
               <w:top w:w="80" w:type="dxa"/>
               <w:start w:w="120" w:type="dxa"/>
@@ -2109,13 +1951,13 @@
                 <w:color w:val="000000"/>
                 <w:sz w:val="17"/>
               </w:rPr>
-              <w:t>Opposite product pair</w:t>
+              <w:t>Trang Minh Nhut</w:t>
             </w:r>
           </w:p>
         </w:tc>
         <w:tc>
           <w:tcPr>
-            <w:tcW w:type="dxa" w:w="1560"/>
+            <w:tcW w:type="dxa" w:w="2760"/>
             <w:tcMar>
               <w:top w:w="80" w:type="dxa"/>
               <w:start w:w="120" w:type="dxa"/>
@@ -2135,7 +1977,7 @@
                 <w:color w:val="000000"/>
                 <w:sz w:val="17"/>
               </w:rPr>
-              <w:t>Concrete HCI concepts, screenshots, benefits, drawbacks, and comparison notes for ProductResearch only</w:t>
+              <w:t>Đóng gói đúng bốn PDF ở cấp cao nhất và kiểm tra bằng zip listing.</w:t>
             </w:r>
           </w:p>
         </w:tc>
@@ -2147,7 +1989,7 @@
         <w:pStyle w:val="Heading1"/>
       </w:pPr>
       <w:r>
-        <w:t>5. Workload balance summary</w:t>
+        <w:t>5. Tóm tắt cân bằng khối lượng công việc</w:t>
       </w:r>
     </w:p>
     <w:tbl>
@@ -2197,7 +2039,7 @@
                 <w:color w:val="0B2545"/>
                 <w:sz w:val="18"/>
               </w:rPr>
-              <w:t>Work category</w:t>
+              <w:t>Hạng mục</w:t>
             </w:r>
           </w:p>
         </w:tc>
@@ -2333,7 +2175,7 @@
                 <w:color w:val="000000"/>
                 <w:sz w:val="17"/>
               </w:rPr>
-              <w:t>Project coordination</w:t>
+              <w:t>Điều phối và tích hợp</w:t>
             </w:r>
           </w:p>
         </w:tc>
@@ -2359,7 +2201,7 @@
                 <w:color w:val="000000"/>
                 <w:sz w:val="17"/>
               </w:rPr>
-              <w:t>Shared</w:t>
+              <w:t>Chính</w:t>
             </w:r>
           </w:p>
         </w:tc>
@@ -2385,7 +2227,7 @@
                 <w:color w:val="000000"/>
                 <w:sz w:val="17"/>
               </w:rPr>
-              <w:t>Shared</w:t>
+              <w:t>Hỗ trợ</w:t>
             </w:r>
           </w:p>
         </w:tc>
@@ -2411,7 +2253,7 @@
                 <w:color w:val="000000"/>
                 <w:sz w:val="17"/>
               </w:rPr>
-              <w:t>Shared</w:t>
+              <w:t>Hỗ trợ</w:t>
             </w:r>
           </w:p>
         </w:tc>
@@ -2437,7 +2279,7 @@
                 <w:color w:val="000000"/>
                 <w:sz w:val="17"/>
               </w:rPr>
-              <w:t>Shared</w:t>
+              <w:t>Hỗ trợ</w:t>
             </w:r>
           </w:p>
         </w:tc>
@@ -2465,7 +2307,7 @@
                 <w:color w:val="000000"/>
                 <w:sz w:val="17"/>
               </w:rPr>
-              <w:t>FIFA.com research</w:t>
+              <w:t>Nghiên cứu FIFA.com</w:t>
             </w:r>
           </w:p>
         </w:tc>
@@ -2491,7 +2333,7 @@
                 <w:color w:val="000000"/>
                 <w:sz w:val="17"/>
               </w:rPr>
-              <w:t>Co-lead</w:t>
+              <w:t>Rà soát</w:t>
             </w:r>
           </w:p>
         </w:tc>
@@ -2517,7 +2359,7 @@
                 <w:color w:val="000000"/>
                 <w:sz w:val="17"/>
               </w:rPr>
-              <w:t>Co-lead</w:t>
+              <w:t>Chính</w:t>
             </w:r>
           </w:p>
         </w:tc>
@@ -2543,7 +2385,7 @@
                 <w:color w:val="000000"/>
                 <w:sz w:val="17"/>
               </w:rPr>
-              <w:t>Cross-review</w:t>
+              <w:t>Tham khảo</w:t>
             </w:r>
           </w:p>
         </w:tc>
@@ -2569,7 +2411,7 @@
                 <w:color w:val="000000"/>
                 <w:sz w:val="17"/>
               </w:rPr>
-              <w:t>Cross-review</w:t>
+              <w:t>HCI review</w:t>
             </w:r>
           </w:p>
         </w:tc>
@@ -2597,7 +2439,7 @@
                 <w:color w:val="000000"/>
                 <w:sz w:val="17"/>
               </w:rPr>
-              <w:t>Chess.com research</w:t>
+              <w:t>Nghiên cứu Chess.com</w:t>
             </w:r>
           </w:p>
         </w:tc>
@@ -2623,7 +2465,7 @@
                 <w:color w:val="000000"/>
                 <w:sz w:val="17"/>
               </w:rPr>
-              <w:t>Cross-review</w:t>
+              <w:t>Rà soát</w:t>
             </w:r>
           </w:p>
         </w:tc>
@@ -2649,7 +2491,7 @@
                 <w:color w:val="000000"/>
                 <w:sz w:val="17"/>
               </w:rPr>
-              <w:t>Cross-review</w:t>
+              <w:t>Tham khảo</w:t>
             </w:r>
           </w:p>
         </w:tc>
@@ -2675,7 +2517,7 @@
                 <w:color w:val="000000"/>
                 <w:sz w:val="17"/>
               </w:rPr>
-              <w:t>Co-lead</w:t>
+              <w:t>Chính</w:t>
             </w:r>
           </w:p>
         </w:tc>
@@ -2701,7 +2543,7 @@
                 <w:color w:val="000000"/>
                 <w:sz w:val="17"/>
               </w:rPr>
-              <w:t>Co-lead</w:t>
+              <w:t>HCI review</w:t>
             </w:r>
           </w:p>
         </w:tc>
@@ -2729,7 +2571,7 @@
                 <w:color w:val="000000"/>
                 <w:sz w:val="17"/>
               </w:rPr>
-              <w:t>Screenshot collection</w:t>
+              <w:t>Bằng chứng ảnh</w:t>
             </w:r>
           </w:p>
         </w:tc>
@@ -2755,7 +2597,7 @@
                 <w:color w:val="000000"/>
                 <w:sz w:val="17"/>
               </w:rPr>
-              <w:t>FIFA.com screenshots</w:t>
+              <w:t>Kiểm tra cuối</w:t>
             </w:r>
           </w:p>
         </w:tc>
@@ -2781,7 +2623,7 @@
                 <w:color w:val="000000"/>
                 <w:sz w:val="17"/>
               </w:rPr>
-              <w:t>FIFA.com screenshots</w:t>
+              <w:t>FIFA.com</w:t>
             </w:r>
           </w:p>
         </w:tc>
@@ -2807,7 +2649,7 @@
                 <w:color w:val="000000"/>
                 <w:sz w:val="17"/>
               </w:rPr>
-              <w:t>Chess.com screenshots</w:t>
+              <w:t>Chess.com</w:t>
             </w:r>
           </w:p>
         </w:tc>
@@ -2833,7 +2675,7 @@
                 <w:color w:val="000000"/>
                 <w:sz w:val="17"/>
               </w:rPr>
-              <w:t>Chess.com screenshots</w:t>
+              <w:t>Visual QA</w:t>
             </w:r>
           </w:p>
         </w:tc>
@@ -2861,7 +2703,7 @@
                 <w:color w:val="000000"/>
                 <w:sz w:val="17"/>
               </w:rPr>
-              <w:t>Personas and use cases</w:t>
+              <w:t>ProductResearch</w:t>
             </w:r>
           </w:p>
         </w:tc>
@@ -2887,7 +2729,7 @@
                 <w:color w:val="000000"/>
                 <w:sz w:val="17"/>
               </w:rPr>
-              <w:t>FIFA.com personas/use cases</w:t>
+              <w:t>Tích hợp</w:t>
             </w:r>
           </w:p>
         </w:tc>
@@ -2913,7 +2755,7 @@
                 <w:color w:val="000000"/>
                 <w:sz w:val="17"/>
               </w:rPr>
-              <w:t>FIFA.com personas/use cases</w:t>
+              <w:t>FIFA.com</w:t>
             </w:r>
           </w:p>
         </w:tc>
@@ -2939,7 +2781,7 @@
                 <w:color w:val="000000"/>
                 <w:sz w:val="17"/>
               </w:rPr>
-              <w:t>Chess.com personas/use cases</w:t>
+              <w:t>Chess.com</w:t>
             </w:r>
           </w:p>
         </w:tc>
@@ -2965,7 +2807,7 @@
                 <w:color w:val="000000"/>
                 <w:sz w:val="17"/>
               </w:rPr>
-              <w:t>Chess.com personas/use cases</w:t>
+              <w:t>HCI consistency</w:t>
             </w:r>
           </w:p>
         </w:tc>
@@ -2993,7 +2835,7 @@
                 <w:color w:val="000000"/>
                 <w:sz w:val="17"/>
               </w:rPr>
-              <w:t>HCI findings</w:t>
+              <w:t>PotentialSolutions</w:t>
             </w:r>
           </w:p>
         </w:tc>
@@ -3019,7 +2861,7 @@
                 <w:color w:val="000000"/>
                 <w:sz w:val="17"/>
               </w:rPr>
-              <w:t>FIFA.com HCI findings</w:t>
+              <w:t>Rà soát</w:t>
             </w:r>
           </w:p>
         </w:tc>
@@ -3045,7 +2887,7 @@
                 <w:color w:val="000000"/>
                 <w:sz w:val="17"/>
               </w:rPr>
-              <w:t>FIFA.com HCI findings</w:t>
+              <w:t>Input FIFA</w:t>
             </w:r>
           </w:p>
         </w:tc>
@@ -3071,7 +2913,7 @@
                 <w:color w:val="000000"/>
                 <w:sz w:val="17"/>
               </w:rPr>
-              <w:t>Chess.com HCI findings</w:t>
+              <w:t>Input Chess.com</w:t>
             </w:r>
           </w:p>
         </w:tc>
@@ -3097,7 +2939,7 @@
                 <w:color w:val="000000"/>
                 <w:sz w:val="17"/>
               </w:rPr>
-              <w:t>Chess.com HCI findings</w:t>
+              <w:t>Chính</w:t>
             </w:r>
           </w:p>
         </w:tc>
@@ -3125,7 +2967,7 @@
                 <w:color w:val="000000"/>
                 <w:sz w:val="17"/>
               </w:rPr>
-              <w:t>Benefits and drawbacks</w:t>
+              <w:t>PeerReview và WeeklyReport</w:t>
             </w:r>
           </w:p>
         </w:tc>
@@ -3151,7 +2993,7 @@
                 <w:color w:val="000000"/>
                 <w:sz w:val="17"/>
               </w:rPr>
-              <w:t>FIFA.com benefits/drawbacks</w:t>
+              <w:t>Chính</w:t>
             </w:r>
           </w:p>
         </w:tc>
@@ -3177,7 +3019,7 @@
                 <w:color w:val="000000"/>
                 <w:sz w:val="17"/>
               </w:rPr>
-              <w:t>FIFA.com benefits/drawbacks</w:t>
+              <w:t>Input FIFA</w:t>
             </w:r>
           </w:p>
         </w:tc>
@@ -3203,7 +3045,7 @@
                 <w:color w:val="000000"/>
                 <w:sz w:val="17"/>
               </w:rPr>
-              <w:t>Chess.com benefits/drawbacks</w:t>
+              <w:t>Input Chess.com</w:t>
             </w:r>
           </w:p>
         </w:tc>
@@ -3229,7 +3071,7 @@
                 <w:color w:val="000000"/>
                 <w:sz w:val="17"/>
               </w:rPr>
-              <w:t>Chess.com benefits/drawbacks</w:t>
+              <w:t>Visual/HCI input</w:t>
             </w:r>
           </w:p>
         </w:tc>
@@ -3257,7 +3099,7 @@
                 <w:color w:val="000000"/>
                 <w:sz w:val="17"/>
               </w:rPr>
-              <w:t>Cross-product comparison</w:t>
+              <w:t>Đóng gói cuối</w:t>
             </w:r>
           </w:p>
         </w:tc>
@@ -3283,7 +3125,7 @@
                 <w:color w:val="000000"/>
                 <w:sz w:val="17"/>
               </w:rPr>
-              <w:t>FIFA.com comparison input</w:t>
+              <w:t>Chính</w:t>
             </w:r>
           </w:p>
         </w:tc>
@@ -3309,7 +3151,7 @@
                 <w:color w:val="000000"/>
                 <w:sz w:val="17"/>
               </w:rPr>
-              <w:t>FIFA.com comparison input</w:t>
+              <w:t>Kiểm tra PDF</w:t>
             </w:r>
           </w:p>
         </w:tc>
@@ -3335,7 +3177,7 @@
                 <w:color w:val="000000"/>
                 <w:sz w:val="17"/>
               </w:rPr>
-              <w:t>Chess.com comparison input</w:t>
+              <w:t>Kiểm tra PDF</w:t>
             </w:r>
           </w:p>
         </w:tc>
@@ -3361,271 +3203,7 @@
                 <w:color w:val="000000"/>
                 <w:sz w:val="17"/>
               </w:rPr>
-              <w:t>Chess.com comparison input</w:t>
-            </w:r>
-          </w:p>
-        </w:tc>
-      </w:tr>
-      <w:tr>
-        <w:tc>
-          <w:tcPr>
-            <w:tcW w:type="dxa" w:w="2050"/>
-            <w:tcMar>
-              <w:top w:w="80" w:type="dxa"/>
-              <w:start w:w="120" w:type="dxa"/>
-              <w:bottom w:w="80" w:type="dxa"/>
-              <w:end w:w="120" w:type="dxa"/>
-            </w:tcMar>
-            <w:vAlign w:val="center"/>
-          </w:tcPr>
-          <w:p>
-            <w:pPr>
-              <w:spacing w:after="0" w:line="252" w:lineRule="auto"/>
-            </w:pPr>
-            <w:r>
-              <w:rPr>
-                <w:rFonts w:ascii="Calibri" w:hAnsi="Calibri"/>
-                <w:b w:val="0"/>
-                <w:color w:val="000000"/>
-                <w:sz w:val="17"/>
-              </w:rPr>
-              <w:t>ProductResearch review</w:t>
-            </w:r>
-          </w:p>
-        </w:tc>
-        <w:tc>
-          <w:tcPr>
-            <w:tcW w:type="dxa" w:w="1800"/>
-            <w:tcMar>
-              <w:top w:w="80" w:type="dxa"/>
-              <w:start w:w="120" w:type="dxa"/>
-              <w:bottom w:w="80" w:type="dxa"/>
-              <w:end w:w="120" w:type="dxa"/>
-            </w:tcMar>
-            <w:vAlign w:val="center"/>
-          </w:tcPr>
-          <w:p>
-            <w:pPr>
-              <w:spacing w:after="0" w:line="252" w:lineRule="auto"/>
-            </w:pPr>
-            <w:r>
-              <w:rPr>
-                <w:rFonts w:ascii="Calibri" w:hAnsi="Calibri"/>
-                <w:b w:val="0"/>
-                <w:color w:val="000000"/>
-                <w:sz w:val="17"/>
-              </w:rPr>
-              <w:t>Review Chess.com section</w:t>
-            </w:r>
-          </w:p>
-        </w:tc>
-        <w:tc>
-          <w:tcPr>
-            <w:tcW w:type="dxa" w:w="1900"/>
-            <w:tcMar>
-              <w:top w:w="80" w:type="dxa"/>
-              <w:start w:w="120" w:type="dxa"/>
-              <w:bottom w:w="80" w:type="dxa"/>
-              <w:end w:w="120" w:type="dxa"/>
-            </w:tcMar>
-            <w:vAlign w:val="center"/>
-          </w:tcPr>
-          <w:p>
-            <w:pPr>
-              <w:spacing w:after="0" w:line="252" w:lineRule="auto"/>
-            </w:pPr>
-            <w:r>
-              <w:rPr>
-                <w:rFonts w:ascii="Calibri" w:hAnsi="Calibri"/>
-                <w:b w:val="0"/>
-                <w:color w:val="000000"/>
-                <w:sz w:val="17"/>
-              </w:rPr>
-              <w:t>Review Chess.com section</w:t>
-            </w:r>
-          </w:p>
-        </w:tc>
-        <w:tc>
-          <w:tcPr>
-            <w:tcW w:type="dxa" w:w="1900"/>
-            <w:tcMar>
-              <w:top w:w="80" w:type="dxa"/>
-              <w:start w:w="120" w:type="dxa"/>
-              <w:bottom w:w="80" w:type="dxa"/>
-              <w:end w:w="120" w:type="dxa"/>
-            </w:tcMar>
-            <w:vAlign w:val="center"/>
-          </w:tcPr>
-          <w:p>
-            <w:pPr>
-              <w:spacing w:after="0" w:line="252" w:lineRule="auto"/>
-            </w:pPr>
-            <w:r>
-              <w:rPr>
-                <w:rFonts w:ascii="Calibri" w:hAnsi="Calibri"/>
-                <w:b w:val="0"/>
-                <w:color w:val="000000"/>
-                <w:sz w:val="17"/>
-              </w:rPr>
-              <w:t>Review FIFA.com section</w:t>
-            </w:r>
-          </w:p>
-        </w:tc>
-        <w:tc>
-          <w:tcPr>
-            <w:tcW w:type="dxa" w:w="1710"/>
-            <w:tcMar>
-              <w:top w:w="80" w:type="dxa"/>
-              <w:start w:w="120" w:type="dxa"/>
-              <w:bottom w:w="80" w:type="dxa"/>
-              <w:end w:w="120" w:type="dxa"/>
-            </w:tcMar>
-            <w:vAlign w:val="center"/>
-          </w:tcPr>
-          <w:p>
-            <w:pPr>
-              <w:spacing w:after="0" w:line="252" w:lineRule="auto"/>
-            </w:pPr>
-            <w:r>
-              <w:rPr>
-                <w:rFonts w:ascii="Calibri" w:hAnsi="Calibri"/>
-                <w:b w:val="0"/>
-                <w:color w:val="000000"/>
-                <w:sz w:val="17"/>
-              </w:rPr>
-              <w:t>Review FIFA.com section</w:t>
-            </w:r>
-          </w:p>
-        </w:tc>
-      </w:tr>
-      <w:tr>
-        <w:tc>
-          <w:tcPr>
-            <w:tcW w:type="dxa" w:w="2050"/>
-            <w:tcMar>
-              <w:top w:w="80" w:type="dxa"/>
-              <w:start w:w="120" w:type="dxa"/>
-              <w:bottom w:w="80" w:type="dxa"/>
-              <w:end w:w="120" w:type="dxa"/>
-            </w:tcMar>
-            <w:vAlign w:val="center"/>
-          </w:tcPr>
-          <w:p>
-            <w:pPr>
-              <w:spacing w:after="0" w:line="252" w:lineRule="auto"/>
-            </w:pPr>
-            <w:r>
-              <w:rPr>
-                <w:rFonts w:ascii="Calibri" w:hAnsi="Calibri"/>
-                <w:b w:val="0"/>
-                <w:color w:val="000000"/>
-                <w:sz w:val="17"/>
-              </w:rPr>
-              <w:t>ProductResearch QA</w:t>
-            </w:r>
-          </w:p>
-        </w:tc>
-        <w:tc>
-          <w:tcPr>
-            <w:tcW w:type="dxa" w:w="1800"/>
-            <w:tcMar>
-              <w:top w:w="80" w:type="dxa"/>
-              <w:start w:w="120" w:type="dxa"/>
-              <w:bottom w:w="80" w:type="dxa"/>
-              <w:end w:w="120" w:type="dxa"/>
-            </w:tcMar>
-            <w:vAlign w:val="center"/>
-          </w:tcPr>
-          <w:p>
-            <w:pPr>
-              <w:spacing w:after="0" w:line="252" w:lineRule="auto"/>
-            </w:pPr>
-            <w:r>
-              <w:rPr>
-                <w:rFonts w:ascii="Calibri" w:hAnsi="Calibri"/>
-                <w:b w:val="0"/>
-                <w:color w:val="000000"/>
-                <w:sz w:val="17"/>
-              </w:rPr>
-              <w:t>Citation and formatting check</w:t>
-            </w:r>
-          </w:p>
-        </w:tc>
-        <w:tc>
-          <w:tcPr>
-            <w:tcW w:type="dxa" w:w="1900"/>
-            <w:tcMar>
-              <w:top w:w="80" w:type="dxa"/>
-              <w:start w:w="120" w:type="dxa"/>
-              <w:bottom w:w="80" w:type="dxa"/>
-              <w:end w:w="120" w:type="dxa"/>
-            </w:tcMar>
-            <w:vAlign w:val="center"/>
-          </w:tcPr>
-          <w:p>
-            <w:pPr>
-              <w:spacing w:after="0" w:line="252" w:lineRule="auto"/>
-            </w:pPr>
-            <w:r>
-              <w:rPr>
-                <w:rFonts w:ascii="Calibri" w:hAnsi="Calibri"/>
-                <w:b w:val="0"/>
-                <w:color w:val="000000"/>
-                <w:sz w:val="17"/>
-              </w:rPr>
-              <w:t>Citation and formatting check</w:t>
-            </w:r>
-          </w:p>
-        </w:tc>
-        <w:tc>
-          <w:tcPr>
-            <w:tcW w:type="dxa" w:w="1900"/>
-            <w:tcMar>
-              <w:top w:w="80" w:type="dxa"/>
-              <w:start w:w="120" w:type="dxa"/>
-              <w:bottom w:w="80" w:type="dxa"/>
-              <w:end w:w="120" w:type="dxa"/>
-            </w:tcMar>
-            <w:vAlign w:val="center"/>
-          </w:tcPr>
-          <w:p>
-            <w:pPr>
-              <w:spacing w:after="0" w:line="252" w:lineRule="auto"/>
-            </w:pPr>
-            <w:r>
-              <w:rPr>
-                <w:rFonts w:ascii="Calibri" w:hAnsi="Calibri"/>
-                <w:b w:val="0"/>
-                <w:color w:val="000000"/>
-                <w:sz w:val="17"/>
-              </w:rPr>
-              <w:t>Screenshot and HCI consistency check</w:t>
-            </w:r>
-          </w:p>
-        </w:tc>
-        <w:tc>
-          <w:tcPr>
-            <w:tcW w:type="dxa" w:w="1710"/>
-            <w:tcMar>
-              <w:top w:w="80" w:type="dxa"/>
-              <w:start w:w="120" w:type="dxa"/>
-              <w:bottom w:w="80" w:type="dxa"/>
-              <w:end w:w="120" w:type="dxa"/>
-            </w:tcMar>
-            <w:vAlign w:val="center"/>
-          </w:tcPr>
-          <w:p>
-            <w:pPr>
-              <w:spacing w:after="0" w:line="252" w:lineRule="auto"/>
-            </w:pPr>
-            <w:r>
-              <w:rPr>
-                <w:rFonts w:ascii="Calibri" w:hAnsi="Calibri"/>
-                <w:b w:val="0"/>
-                <w:color w:val="000000"/>
-                <w:sz w:val="17"/>
-              </w:rPr>
-              <w:t>Screenshot and HCI consistency check</w:t>
+              <w:t>Kiểm tra hình/caption</w:t>
             </w:r>
           </w:p>
         </w:tc>
@@ -3642,13 +3220,13 @@
         <w:pStyle w:val="Heading1"/>
       </w:pPr>
       <w:r>
-        <w:t>6. RACI matrix</w:t>
+        <w:t>6. Ma trận RACI</w:t>
       </w:r>
     </w:p>
     <w:p>
       <w:pPr/>
       <w:r>
-        <w:t>Legend: R = Responsible, A = Accountable, C = Consulted, I = Informed.</w:t>
+        <w:t>Chú thích: R = Responsible, A = Accountable, C = Consulted, I = Informed.</w:t>
       </w:r>
     </w:p>
     <w:tbl>
@@ -3698,7 +3276,7 @@
                 <w:color w:val="0B2545"/>
                 <w:sz w:val="18"/>
               </w:rPr>
-              <w:t>Task</w:t>
+              <w:t>Công việc</w:t>
             </w:r>
           </w:p>
         </w:tc>
@@ -3834,7 +3412,7 @@
                 <w:color w:val="000000"/>
                 <w:sz w:val="17"/>
               </w:rPr>
-              <w:t>ProductResearch scope and checklist</w:t>
+              <w:t>Scope và checklist</w:t>
             </w:r>
           </w:p>
         </w:tc>
@@ -3860,7 +3438,7 @@
                 <w:color w:val="000000"/>
                 <w:sz w:val="17"/>
               </w:rPr>
-              <w:t>R</w:t>
+              <w:t>A/R</w:t>
             </w:r>
           </w:p>
         </w:tc>
@@ -3886,7 +3464,7 @@
                 <w:color w:val="000000"/>
                 <w:sz w:val="17"/>
               </w:rPr>
-              <w:t>R</w:t>
+              <w:t>C</w:t>
             </w:r>
           </w:p>
         </w:tc>
@@ -3912,7 +3490,7 @@
                 <w:color w:val="000000"/>
                 <w:sz w:val="17"/>
               </w:rPr>
-              <w:t>R</w:t>
+              <w:t>C</w:t>
             </w:r>
           </w:p>
         </w:tc>
@@ -3938,7 +3516,7 @@
                 <w:color w:val="000000"/>
                 <w:sz w:val="17"/>
               </w:rPr>
-              <w:t>R</w:t>
+              <w:t>C</w:t>
             </w:r>
           </w:p>
         </w:tc>
@@ -3992,7 +3570,7 @@
                 <w:color w:val="000000"/>
                 <w:sz w:val="17"/>
               </w:rPr>
-              <w:t>A/R</w:t>
+              <w:t>C</w:t>
             </w:r>
           </w:p>
         </w:tc>
@@ -4044,7 +3622,7 @@
                 <w:color w:val="000000"/>
                 <w:sz w:val="17"/>
               </w:rPr>
-              <w:t>C</w:t>
+              <w:t>I</w:t>
             </w:r>
           </w:p>
         </w:tc>
@@ -4150,6 +3728,112 @@
                 <w:color w:val="000000"/>
                 <w:sz w:val="17"/>
               </w:rPr>
+              <w:t>I</w:t>
+            </w:r>
+          </w:p>
+        </w:tc>
+        <w:tc>
+          <w:tcPr>
+            <w:tcW w:type="dxa" w:w="1900"/>
+            <w:tcMar>
+              <w:top w:w="80" w:type="dxa"/>
+              <w:start w:w="120" w:type="dxa"/>
+              <w:bottom w:w="80" w:type="dxa"/>
+              <w:end w:w="120" w:type="dxa"/>
+            </w:tcMar>
+            <w:vAlign w:val="center"/>
+          </w:tcPr>
+          <w:p>
+            <w:pPr>
+              <w:spacing w:after="0" w:line="252" w:lineRule="auto"/>
+            </w:pPr>
+            <w:r>
+              <w:rPr>
+                <w:rFonts w:ascii="Calibri" w:hAnsi="Calibri"/>
+                <w:b w:val="0"/>
+                <w:color w:val="000000"/>
+                <w:sz w:val="17"/>
+              </w:rPr>
+              <w:t>A/R</w:t>
+            </w:r>
+          </w:p>
+        </w:tc>
+        <w:tc>
+          <w:tcPr>
+            <w:tcW w:type="dxa" w:w="1460"/>
+            <w:tcMar>
+              <w:top w:w="80" w:type="dxa"/>
+              <w:start w:w="120" w:type="dxa"/>
+              <w:bottom w:w="80" w:type="dxa"/>
+              <w:end w:w="120" w:type="dxa"/>
+            </w:tcMar>
+            <w:vAlign w:val="center"/>
+          </w:tcPr>
+          <w:p>
+            <w:pPr>
+              <w:spacing w:after="0" w:line="252" w:lineRule="auto"/>
+            </w:pPr>
+            <w:r>
+              <w:rPr>
+                <w:rFonts w:ascii="Calibri" w:hAnsi="Calibri"/>
+                <w:b w:val="0"/>
+                <w:color w:val="000000"/>
+                <w:sz w:val="17"/>
+              </w:rPr>
+              <w:t>C</w:t>
+            </w:r>
+          </w:p>
+        </w:tc>
+      </w:tr>
+      <w:tr>
+        <w:tc>
+          <w:tcPr>
+            <w:tcW w:type="dxa" w:w="2600"/>
+            <w:tcMar>
+              <w:top w:w="80" w:type="dxa"/>
+              <w:start w:w="120" w:type="dxa"/>
+              <w:bottom w:w="80" w:type="dxa"/>
+              <w:end w:w="120" w:type="dxa"/>
+            </w:tcMar>
+            <w:vAlign w:val="center"/>
+          </w:tcPr>
+          <w:p>
+            <w:pPr>
+              <w:spacing w:after="0" w:line="252" w:lineRule="auto"/>
+            </w:pPr>
+            <w:r>
+              <w:rPr>
+                <w:rFonts w:ascii="Calibri" w:hAnsi="Calibri"/>
+                <w:b w:val="0"/>
+                <w:color w:val="000000"/>
+                <w:sz w:val="17"/>
+              </w:rPr>
+              <w:t>HCI analysis</w:t>
+            </w:r>
+          </w:p>
+        </w:tc>
+        <w:tc>
+          <w:tcPr>
+            <w:tcW w:type="dxa" w:w="1500"/>
+            <w:tcMar>
+              <w:top w:w="80" w:type="dxa"/>
+              <w:start w:w="120" w:type="dxa"/>
+              <w:bottom w:w="80" w:type="dxa"/>
+              <w:end w:w="120" w:type="dxa"/>
+            </w:tcMar>
+            <w:vAlign w:val="center"/>
+          </w:tcPr>
+          <w:p>
+            <w:pPr>
+              <w:spacing w:after="0" w:line="252" w:lineRule="auto"/>
+            </w:pPr>
+            <w:r>
+              <w:rPr>
+                <w:rFonts w:ascii="Calibri" w:hAnsi="Calibri"/>
+                <w:b w:val="0"/>
+                <w:color w:val="000000"/>
+                <w:sz w:val="17"/>
+              </w:rPr>
               <w:t>C</w:t>
             </w:r>
           </w:p>
@@ -4176,7 +3860,33 @@
                 <w:color w:val="000000"/>
                 <w:sz w:val="17"/>
               </w:rPr>
-              <w:t>A/R</w:t>
+              <w:t>C</w:t>
+            </w:r>
+          </w:p>
+        </w:tc>
+        <w:tc>
+          <w:tcPr>
+            <w:tcW w:type="dxa" w:w="1900"/>
+            <w:tcMar>
+              <w:top w:w="80" w:type="dxa"/>
+              <w:start w:w="120" w:type="dxa"/>
+              <w:bottom w:w="80" w:type="dxa"/>
+              <w:end w:w="120" w:type="dxa"/>
+            </w:tcMar>
+            <w:vAlign w:val="center"/>
+          </w:tcPr>
+          <w:p>
+            <w:pPr>
+              <w:spacing w:after="0" w:line="252" w:lineRule="auto"/>
+            </w:pPr>
+            <w:r>
+              <w:rPr>
+                <w:rFonts w:ascii="Calibri" w:hAnsi="Calibri"/>
+                <w:b w:val="0"/>
+                <w:color w:val="000000"/>
+                <w:sz w:val="17"/>
+              </w:rPr>
+              <w:t>C</w:t>
             </w:r>
           </w:p>
         </w:tc>
@@ -4230,7 +3940,7 @@
                 <w:color w:val="000000"/>
                 <w:sz w:val="17"/>
               </w:rPr>
-              <w:t>Screenshot evidence</w:t>
+              <w:t>PotentialSolutions</w:t>
             </w:r>
           </w:p>
         </w:tc>
@@ -4256,7 +3966,7 @@
                 <w:color w:val="000000"/>
                 <w:sz w:val="17"/>
               </w:rPr>
-              <w:t>A/R for FIFA.com</w:t>
+              <w:t>C</w:t>
             </w:r>
           </w:p>
         </w:tc>
@@ -4282,7 +3992,7 @@
                 <w:color w:val="000000"/>
                 <w:sz w:val="17"/>
               </w:rPr>
-              <w:t>A/R for FIFA.com</w:t>
+              <w:t>C</w:t>
             </w:r>
           </w:p>
         </w:tc>
@@ -4308,7 +4018,7 @@
                 <w:color w:val="000000"/>
                 <w:sz w:val="17"/>
               </w:rPr>
-              <w:t>A/R for Chess.com</w:t>
+              <w:t>C</w:t>
             </w:r>
           </w:p>
         </w:tc>
@@ -4334,7 +4044,7 @@
                 <w:color w:val="000000"/>
                 <w:sz w:val="17"/>
               </w:rPr>
-              <w:t>A/R for Chess.com</w:t>
+              <w:t>A/R</w:t>
             </w:r>
           </w:p>
         </w:tc>
@@ -4362,7 +4072,7 @@
                 <w:color w:val="000000"/>
                 <w:sz w:val="17"/>
               </w:rPr>
-              <w:t>Personas and use cases</w:t>
+              <w:t>PeerReview</w:t>
             </w:r>
           </w:p>
         </w:tc>
@@ -4388,7 +4098,7 @@
                 <w:color w:val="000000"/>
                 <w:sz w:val="17"/>
               </w:rPr>
-              <w:t>A/R for FIFA.com</w:t>
+              <w:t>A/R</w:t>
             </w:r>
           </w:p>
         </w:tc>
@@ -4414,7 +4124,7 @@
                 <w:color w:val="000000"/>
                 <w:sz w:val="17"/>
               </w:rPr>
-              <w:t>A/R for FIFA.com</w:t>
+              <w:t>C</w:t>
             </w:r>
           </w:p>
         </w:tc>
@@ -4440,7 +4150,7 @@
                 <w:color w:val="000000"/>
                 <w:sz w:val="17"/>
               </w:rPr>
-              <w:t>A/R for Chess.com</w:t>
+              <w:t>C</w:t>
             </w:r>
           </w:p>
         </w:tc>
@@ -4466,7 +4176,7 @@
                 <w:color w:val="000000"/>
                 <w:sz w:val="17"/>
               </w:rPr>
-              <w:t>A/R for Chess.com</w:t>
+              <w:t>C</w:t>
             </w:r>
           </w:p>
         </w:tc>
@@ -4494,7 +4204,7 @@
                 <w:color w:val="000000"/>
                 <w:sz w:val="17"/>
               </w:rPr>
-              <w:t>HCI analysis</w:t>
+              <w:t>WeeklyReport</w:t>
             </w:r>
           </w:p>
         </w:tc>
@@ -4520,7 +4230,7 @@
                 <w:color w:val="000000"/>
                 <w:sz w:val="17"/>
               </w:rPr>
-              <w:t>A/R for FIFA.com</w:t>
+              <w:t>A/R</w:t>
             </w:r>
           </w:p>
         </w:tc>
@@ -4546,7 +4256,7 @@
                 <w:color w:val="000000"/>
                 <w:sz w:val="17"/>
               </w:rPr>
-              <w:t>A/R for FIFA.com</w:t>
+              <w:t>C</w:t>
             </w:r>
           </w:p>
         </w:tc>
@@ -4572,7 +4282,7 @@
                 <w:color w:val="000000"/>
                 <w:sz w:val="17"/>
               </w:rPr>
-              <w:t>A/R for Chess.com</w:t>
+              <w:t>C</w:t>
             </w:r>
           </w:p>
         </w:tc>
@@ -4598,7 +4308,7 @@
                 <w:color w:val="000000"/>
                 <w:sz w:val="17"/>
               </w:rPr>
-              <w:t>A/R for Chess.com</w:t>
+              <w:t>C</w:t>
             </w:r>
           </w:p>
         </w:tc>
@@ -4626,7 +4336,7 @@
                 <w:color w:val="000000"/>
                 <w:sz w:val="17"/>
               </w:rPr>
-              <w:t>ProductResearch report</w:t>
+              <w:t>Visual QA</w:t>
             </w:r>
           </w:p>
         </w:tc>
@@ -4652,7 +4362,7 @@
                 <w:color w:val="000000"/>
                 <w:sz w:val="17"/>
               </w:rPr>
-              <w:t>R</w:t>
+              <w:t>C</w:t>
             </w:r>
           </w:p>
         </w:tc>
@@ -4678,7 +4388,7 @@
                 <w:color w:val="000000"/>
                 <w:sz w:val="17"/>
               </w:rPr>
-              <w:t>R</w:t>
+              <w:t>C</w:t>
             </w:r>
           </w:p>
         </w:tc>
@@ -4704,7 +4414,7 @@
                 <w:color w:val="000000"/>
                 <w:sz w:val="17"/>
               </w:rPr>
-              <w:t>R</w:t>
+              <w:t>C</w:t>
             </w:r>
           </w:p>
         </w:tc>
@@ -4730,7 +4440,7 @@
                 <w:color w:val="000000"/>
                 <w:sz w:val="17"/>
               </w:rPr>
-              <w:t>R</w:t>
+              <w:t>A/R</w:t>
             </w:r>
           </w:p>
         </w:tc>
@@ -4758,7 +4468,7 @@
                 <w:color w:val="000000"/>
                 <w:sz w:val="17"/>
               </w:rPr>
-              <w:t>Cross-product comparison</w:t>
+              <w:t>Final export và zip packaging</w:t>
             </w:r>
           </w:p>
         </w:tc>
@@ -4784,7 +4494,7 @@
                 <w:color w:val="000000"/>
                 <w:sz w:val="17"/>
               </w:rPr>
-              <w:t>R</w:t>
+              <w:t>A/R</w:t>
             </w:r>
           </w:p>
         </w:tc>
@@ -4810,7 +4520,7 @@
                 <w:color w:val="000000"/>
                 <w:sz w:val="17"/>
               </w:rPr>
-              <w:t>R</w:t>
+              <w:t>C</w:t>
             </w:r>
           </w:p>
         </w:tc>
@@ -4836,7 +4546,7 @@
                 <w:color w:val="000000"/>
                 <w:sz w:val="17"/>
               </w:rPr>
-              <w:t>R</w:t>
+              <w:t>C</w:t>
             </w:r>
           </w:p>
         </w:tc>
@@ -4862,139 +4572,7 @@
                 <w:color w:val="000000"/>
                 <w:sz w:val="17"/>
               </w:rPr>
-              <w:t>R</w:t>
-            </w:r>
-          </w:p>
-        </w:tc>
-      </w:tr>
-      <w:tr>
-        <w:tc>
-          <w:tcPr>
-            <w:tcW w:type="dxa" w:w="2600"/>
-            <w:tcMar>
-              <w:top w:w="80" w:type="dxa"/>
-              <w:start w:w="120" w:type="dxa"/>
-              <w:bottom w:w="80" w:type="dxa"/>
-              <w:end w:w="120" w:type="dxa"/>
-            </w:tcMar>
-            <w:vAlign w:val="center"/>
-          </w:tcPr>
-          <w:p>
-            <w:pPr>
-              <w:spacing w:after="0" w:line="252" w:lineRule="auto"/>
-            </w:pPr>
-            <w:r>
-              <w:rPr>
-                <w:rFonts w:ascii="Calibri" w:hAnsi="Calibri"/>
-                <w:b w:val="0"/>
-                <w:color w:val="000000"/>
-                <w:sz w:val="17"/>
-              </w:rPr>
-              <w:t>ProductResearch final QA</w:t>
-            </w:r>
-          </w:p>
-        </w:tc>
-        <w:tc>
-          <w:tcPr>
-            <w:tcW w:type="dxa" w:w="1500"/>
-            <w:tcMar>
-              <w:top w:w="80" w:type="dxa"/>
-              <w:start w:w="120" w:type="dxa"/>
-              <w:bottom w:w="80" w:type="dxa"/>
-              <w:end w:w="120" w:type="dxa"/>
-            </w:tcMar>
-            <w:vAlign w:val="center"/>
-          </w:tcPr>
-          <w:p>
-            <w:pPr>
-              <w:spacing w:after="0" w:line="252" w:lineRule="auto"/>
-            </w:pPr>
-            <w:r>
-              <w:rPr>
-                <w:rFonts w:ascii="Calibri" w:hAnsi="Calibri"/>
-                <w:b w:val="0"/>
-                <w:color w:val="000000"/>
-                <w:sz w:val="17"/>
-              </w:rPr>
-              <w:t>R</w:t>
-            </w:r>
-          </w:p>
-        </w:tc>
-        <w:tc>
-          <w:tcPr>
-            <w:tcW w:type="dxa" w:w="1900"/>
-            <w:tcMar>
-              <w:top w:w="80" w:type="dxa"/>
-              <w:start w:w="120" w:type="dxa"/>
-              <w:bottom w:w="80" w:type="dxa"/>
-              <w:end w:w="120" w:type="dxa"/>
-            </w:tcMar>
-            <w:vAlign w:val="center"/>
-          </w:tcPr>
-          <w:p>
-            <w:pPr>
-              <w:spacing w:after="0" w:line="252" w:lineRule="auto"/>
-            </w:pPr>
-            <w:r>
-              <w:rPr>
-                <w:rFonts w:ascii="Calibri" w:hAnsi="Calibri"/>
-                <w:b w:val="0"/>
-                <w:color w:val="000000"/>
-                <w:sz w:val="17"/>
-              </w:rPr>
-              <w:t>R</w:t>
-            </w:r>
-          </w:p>
-        </w:tc>
-        <w:tc>
-          <w:tcPr>
-            <w:tcW w:type="dxa" w:w="1900"/>
-            <w:tcMar>
-              <w:top w:w="80" w:type="dxa"/>
-              <w:start w:w="120" w:type="dxa"/>
-              <w:bottom w:w="80" w:type="dxa"/>
-              <w:end w:w="120" w:type="dxa"/>
-            </w:tcMar>
-            <w:vAlign w:val="center"/>
-          </w:tcPr>
-          <w:p>
-            <w:pPr>
-              <w:spacing w:after="0" w:line="252" w:lineRule="auto"/>
-            </w:pPr>
-            <w:r>
-              <w:rPr>
-                <w:rFonts w:ascii="Calibri" w:hAnsi="Calibri"/>
-                <w:b w:val="0"/>
-                <w:color w:val="000000"/>
-                <w:sz w:val="17"/>
-              </w:rPr>
-              <w:t>R</w:t>
-            </w:r>
-          </w:p>
-        </w:tc>
-        <w:tc>
-          <w:tcPr>
-            <w:tcW w:type="dxa" w:w="1460"/>
-            <w:tcMar>
-              <w:top w:w="80" w:type="dxa"/>
-              <w:start w:w="120" w:type="dxa"/>
-              <w:bottom w:w="80" w:type="dxa"/>
-              <w:end w:w="120" w:type="dxa"/>
-            </w:tcMar>
-            <w:vAlign w:val="center"/>
-          </w:tcPr>
-          <w:p>
-            <w:pPr>
-              <w:spacing w:after="0" w:line="252" w:lineRule="auto"/>
-            </w:pPr>
-            <w:r>
-              <w:rPr>
-                <w:rFonts w:ascii="Calibri" w:hAnsi="Calibri"/>
-                <w:b w:val="0"/>
-                <w:color w:val="000000"/>
-                <w:sz w:val="17"/>
-              </w:rPr>
-              <w:t>R</w:t>
+              <w:t>C</w:t>
             </w:r>
           </w:p>
         </w:tc>
@@ -5006,7 +4584,7 @@
         <w:pStyle w:val="Heading1"/>
       </w:pPr>
       <w:r>
-        <w:t>7. Expected contribution from each member</w:t>
+        <w:t>7. Đóng góp dự kiến của từng thành viên</w:t>
       </w:r>
     </w:p>
     <w:p>
@@ -5017,7 +4595,7 @@
         <w:t xml:space="preserve">Le Minh: </w:t>
       </w:r>
       <w:r>
-        <w:t>Responsible for the FIFA.com side together with Nguyen Vu Bach. He collects sources, screenshots, personas, use cases, HCI findings, benefits, drawbacks, comparison input, section writing, cross-review, and ProductResearch QA checks.</w:t>
+        <w:t>Điều phối phạm vi, tích hợp nội dung, viết PeerReview và WeeklyReport, chạy xuất PDF, kiểm tra văn bản PDF và đóng gói zip cuối.</w:t>
       </w:r>
     </w:p>
     <w:p>
@@ -5028,7 +4606,7 @@
         <w:t xml:space="preserve">Nguyen Vu Bach: </w:t>
       </w:r>
       <w:r>
-        <w:t>Responsible for the FIFA.com side together with Le Minh. He collects sources, screenshots, personas, use cases, HCI findings, benefits, drawbacks, comparison input, section writing, cross-review, and ProductResearch QA checks.</w:t>
+        <w:t>Phụ trách nghiên cứu FIFA.com, nguồn chính thức, ảnh chụp và chú thích FIFA.com, persona/use case, HCI findings, lợi ích và hạn chế của FIFA.com.</w:t>
       </w:r>
     </w:p>
     <w:p>
@@ -5039,7 +4617,7 @@
         <w:t xml:space="preserve">Pham Nguyen Gia Bao: </w:t>
       </w:r>
       <w:r>
-        <w:t>Responsible for the Chess.com side together with Trang Minh Nhut. He collects sources, screenshots, personas, use cases, HCI findings, benefits, drawbacks, comparison input, section writing, cross-review, and ProductResearch QA checks.</w:t>
+        <w:t>Phụ trách nghiên cứu Chess.com, nguồn chính thức, ảnh chụp và chú thích Chess.com, persona/use case, HCI findings, lợi ích và hạn chế của Chess.com.</w:t>
       </w:r>
     </w:p>
     <w:p>
@@ -5050,7 +4628,7 @@
         <w:t xml:space="preserve">Trang Minh Nhut: </w:t>
       </w:r>
       <w:r>
-        <w:t>Responsible for the Chess.com side together with Pham Nguyen Gia Bao. He collects sources, screenshots, personas, use cases, HCI findings, benefits, drawbacks, comparison input, section writing, cross-review, and ProductResearch QA checks.</w:t>
+        <w:t>Phụ trách ánh xạ HCI, viết PotentialSolutions, kiểm tra giải pháp với drawback, rà soát hình ảnh, caption và tính nhất quán trình bày.</w:t>
       </w:r>
     </w:p>
     <w:p>
@@ -5063,7 +4641,7 @@
         <w:pStyle w:val="Heading1"/>
       </w:pPr>
       <w:r>
-        <w:t>8. Quality checklist</w:t>
+        <w:t>8. Checklist chất lượng</w:t>
       </w:r>
     </w:p>
     <w:p>
@@ -5075,7 +4653,7 @@
         <w:t xml:space="preserve">☐ </w:t>
       </w:r>
       <w:r>
-        <w:t>Product pair is FIFA.com and Chess.com.</w:t>
+        <w:t>Cặp sản phẩm là FIFA.com và Chess.com.</w:t>
       </w:r>
     </w:p>
     <w:p>
@@ -5087,7 +4665,7 @@
         <w:t xml:space="preserve">☐ </w:t>
       </w:r>
       <w:r>
-        <w:t>FIFA.com has exactly 2 research members: Le Minh and Nguyen Vu Bach.</w:t>
+        <w:t>Tất cả bốn thành viên và MSSV xuất hiện đúng.</w:t>
       </w:r>
     </w:p>
     <w:p>
@@ -5099,7 +4677,7 @@
         <w:t xml:space="preserve">☐ </w:t>
       </w:r>
       <w:r>
-        <w:t>Chess.com has exactly 2 research members: Pham Nguyen Gia Bao and Trang Minh Nhut.</w:t>
+        <w:t>ProductResearch có persona, use case, ảnh chụp, HCI findings, lợi ích, hạn chế, so sánh và nguồn.</w:t>
       </w:r>
     </w:p>
     <w:p>
@@ -5111,7 +4689,7 @@
         <w:t xml:space="preserve">☐ </w:t>
       </w:r>
       <w:r>
-        <w:t>All 4 members have clear responsibilities.</w:t>
+        <w:t>PotentialSolutions map từng drawback sang giải pháp và có ưu tiên impact-effort.</w:t>
       </w:r>
     </w:p>
     <w:p>
@@ -5123,7 +4701,7 @@
         <w:t xml:space="preserve">☐ </w:t>
       </w:r>
       <w:r>
-        <w:t>No member has only minor tasks.</w:t>
+        <w:t>PeerReview có kịch bản 7 phút, slide outline, owner thật và phản hồi mock/internal rehearsal được ghi nhãn rõ.</w:t>
       </w:r>
     </w:p>
     <w:p>
@@ -5135,7 +4713,7 @@
         <w:t xml:space="preserve">☐ </w:t>
       </w:r>
       <w:r>
-        <w:t>ProductResearch has both products.</w:t>
+        <w:t>WeeklyReport có sprint planning, hai weekly scrum theo từng thành viên, sprint review, workload matrix và checklist.</w:t>
       </w:r>
     </w:p>
     <w:p>
@@ -5147,7 +4725,7 @@
         <w:t xml:space="preserve">☐ </w:t>
       </w:r>
       <w:r>
-        <w:t>ProductResearch has users, personas, use cases, screenshots, HCI findings, benefits, drawbacks, and comparison.</w:t>
+        <w:t>Zip cuối chỉ chứa bốn PDF ở cấp cao nhất.</w:t>
       </w:r>
     </w:p>
     <w:p>
@@ -5159,7 +4737,7 @@
         <w:t xml:space="preserve">☐ </w:t>
       </w:r>
       <w:r>
-        <w:t>Each website has product overview, source evidence, personas, use cases, HCI findings, benefits, drawbacks, and screenshots.</w:t>
+        <w:t>Tài liệu phân công chỉ mô tả trách nhiệm tổng quan, không mô tả lịch triển khai chi tiết.</w:t>
       </w:r>
     </w:p>
     <w:p>
@@ -5171,7 +4749,7 @@
         <w:t xml:space="preserve">☐ </w:t>
       </w:r>
       <w:r>
-        <w:t>Each member has research, writing, review, and ProductResearch QA responsibilities.</w:t>
+        <w:t>Mỗi thành viên có đóng góp nghiên cứu, viết, rà soát hoặc QA có ý nghĩa.</w:t>
       </w:r>
     </w:p>
     <w:p>
@@ -5183,7 +4761,7 @@
         <w:t xml:space="preserve">☐ </w:t>
       </w:r>
       <w:r>
-        <w:t>Only GroupID-PA1-ProductResearch.pdf is divided in this document.</w:t>
+        <w:t>RACI matrix, quality checklist và signature table đều có mặt.</w:t>
       </w:r>
     </w:p>
     <w:p>
@@ -5191,7 +4769,7 @@
         <w:pStyle w:val="Heading1"/>
       </w:pPr>
       <w:r>
-        <w:t>9. Signature table</w:t>
+        <w:t>9. Bảng xác nhận</w:t>
       </w:r>
     </w:p>
     <w:tbl>
@@ -5240,7 +4818,7 @@
                 <w:color w:val="0B2545"/>
                 <w:sz w:val="18"/>
               </w:rPr>
-              <w:t>Member</w:t>
+              <w:t>Thành viên</w:t>
             </w:r>
           </w:p>
         </w:tc>
@@ -5267,7 +4845,7 @@
                 <w:color w:val="0B2545"/>
                 <w:sz w:val="18"/>
               </w:rPr>
-              <w:t>Student ID</w:t>
+              <w:t>MSSV</w:t>
             </w:r>
           </w:p>
         </w:tc>
@@ -5294,7 +4872,7 @@
                 <w:color w:val="0B2545"/>
                 <w:sz w:val="18"/>
               </w:rPr>
-              <w:t>Confirmed responsibilities</w:t>
+              <w:t>Xác nhận trách nhiệm</w:t>
             </w:r>
           </w:p>
         </w:tc>
@@ -5321,7 +4899,7 @@
                 <w:color w:val="0B2545"/>
                 <w:sz w:val="18"/>
               </w:rPr>
-              <w:t>Signature</w:t>
+              <w:t>Chữ ký</w:t>
             </w:r>
           </w:p>
         </w:tc>
@@ -5401,7 +4979,7 @@
                 <w:color w:val="000000"/>
                 <w:sz w:val="17"/>
               </w:rPr>
-              <w:t>Confirmed</w:t>
+              <w:t>Đã xác nhận</w:t>
             </w:r>
           </w:p>
         </w:tc>
@@ -5506,7 +5084,7 @@
                 <w:color w:val="000000"/>
                 <w:sz w:val="17"/>
               </w:rPr>
-              <w:t>Confirmed</w:t>
+              <w:t>Đã xác nhận</w:t>
             </w:r>
           </w:p>
         </w:tc>
@@ -5611,7 +5189,7 @@
                 <w:color w:val="000000"/>
                 <w:sz w:val="17"/>
               </w:rPr>
-              <w:t>Confirmed</w:t>
+              <w:t>Đã xác nhận</w:t>
             </w:r>
           </w:p>
         </w:tc>
@@ -5716,7 +5294,7 @@
                 <w:color w:val="000000"/>
                 <w:sz w:val="17"/>
               </w:rPr>
-              <w:t>Confirmed</w:t>
+              <w:t>Đã xác nhận</w:t>
             </w:r>
           </w:p>
         </w:tc>
@@ -5773,7 +5351,7 @@
         <w:color w:val="555555"/>
         <w:sz w:val="18"/>
       </w:rPr>
-      <w:t>FIFA.com and Chess.com HCI Project</w:t>
+      <w:t>Du an HCI cho FIFA.com va Chess.com</w:t>
     </w:r>
   </w:p>
 </w:ftr>
@@ -5792,7 +5370,7 @@
         <w:color w:val="555555"/>
         <w:sz w:val="18"/>
       </w:rPr>
-      <w:t>PA1 Work Division</w:t>
+      <w:t>Phan chia cong viec PA1</w:t>
     </w:r>
   </w:p>
 </w:hdr>

--- a/GroupID-PA1-WorkDivision.docx
+++ b/GroupID-PA1-WorkDivision.docx
@@ -5326,6 +5326,62 @@
       </w:tr>
     </w:tbl>
     <w:p/>
+    <w:p>
+      <w:pPr>
+        <w:pStyle w:val="Heading1"/>
+      </w:pPr>
+      <w:r>
+        <w:t>10. Sơ đồ RACI trực quan</w:t>
+      </w:r>
+    </w:p>
+    <w:p>
+      <w:pPr/>
+      <w:r>
+        <w:t>FIFA.com: Le Minh và Nguyen Vu Bach. Chess.com: Pham Nguyen Gia Bao và Trang Minh Nhut. Mỗi thành viên đóng góp 25%, gồm nghiên cứu, viết, rà soát và QA cuối.</w:t>
+      </w:r>
+    </w:p>
+    <w:p>
+      <w:r>
+        <w:drawing>
+          <wp:inline xmlns:a="http://schemas.openxmlformats.org/drawingml/2006/main" xmlns:pic="http://schemas.openxmlformats.org/drawingml/2006/picture">
+            <wp:extent cx="7498079" cy="1377198"/>
+            <wp:docPr id="1" name="Picture 1"/>
+            <wp:cNvGraphicFramePr>
+              <a:graphicFrameLocks noChangeAspect="1"/>
+            </wp:cNvGraphicFramePr>
+            <a:graphic>
+              <a:graphicData uri="http://schemas.openxmlformats.org/drawingml/2006/picture">
+                <pic:pic>
+                  <pic:nvPicPr>
+                    <pic:cNvPr id="0" name="pa1_workdivision_raci.png"/>
+                    <pic:cNvPicPr/>
+                  </pic:nvPicPr>
+                  <pic:blipFill>
+                    <a:blip r:embed="rId11"/>
+                    <a:stretch>
+                      <a:fillRect/>
+                    </a:stretch>
+                  </pic:blipFill>
+                  <pic:spPr>
+                    <a:xfrm>
+                      <a:off x="0" y="0"/>
+                      <a:ext cx="7498079" cy="1377198"/>
+                    </a:xfrm>
+                    <a:prstGeom prst="rect"/>
+                  </pic:spPr>
+                </pic:pic>
+              </a:graphicData>
+            </a:graphic>
+          </wp:inline>
+        </w:drawing>
+      </w:r>
+    </w:p>
+    <w:p>
+      <w:pPr/>
+      <w:r>
+        <w:t>Sơ đồ WD-D1. Ma trận RACI liên kết bốn thành viên với hai website, giải pháp HCI, PeerReview/WeeklyReport và QA cuối.</w:t>
+      </w:r>
+    </w:p>
     <w:sectPr>
       <w:headerReference w:type="default" r:id="rId9"/>
       <w:footerReference w:type="default" r:id="rId10"/>
